--- a/release_v1.0.2/submission/Applied_Sciences_Cover_Letter.docx
+++ b/release_v1.0.2/submission/Applied_Sciences_Cover_Letter.docx
@@ -116,7 +116,7 @@
           <w:rPr>
             <w:rStyle w:val="Hyperlink"/>
           </w:rPr>
-          <w:t xml:space="preserve">https://doi.org/10.5281/zenodo.20813922</w:t>
+          <w:t xml:space="preserve">https://doi.org/10.5281/zenodo.21436893</w:t>
         </w:r>
       </w:hyperlink>
       <w:r>
